--- a/lab5/ЛР5_Кравченко_ІР-31.docx
+++ b/lab5/ЛР5_Кравченко_ІР-31.docx
@@ -1924,7 +1924,7 @@
           <w:color w:val="000000"/>
           <w:sz w:val="28"/>
         </w:rPr>
-        <w:t>UML — уніфікована мова візуального моделювання, яка є де-факто галузевим стандартом розроблення програмного забезпечення. Згідно з лекцією «Моделювання UML» вона слугує засобом комунікації в команді та із замовником, використовується для проєктування, реверс-інжинірингу і документування. Графічна нотація UML містить чотири типи елементів: фігури, значки, лінії та написи. Канонічні діаграми поділяють на структурні (класів, компонентів, розгортання), поведінкові (варіантів використання, діяльності, станів) і діаграми взаємодії (послідовності, кооперації).</w:t>
+        <w:t>UML — уніфікована мова візуального моделювання, яка є де-факто галузевим стандартом розроблення програмного забезпечення. Згідно з лекцією «Моделювання UML» вона слугує засобом комунікації в команді та із замовником, використовується для проєктування, реверс-інжинірингу і документування. Графічна нотація UML містить чотири типи елементів: фігури, значки, лінії та написи. Лекція налічує 12 типів діаграм: 4 відображають статичну структуру, 5 — поведінку системи, 3 — фізичні аспекти її функціонування (діаграми реалізації). За посібником О. В. Ізмайлової до структурних належать діаграми класів, компонентів і розгортання, а до діаграм поведінки — варіантів використання, послідовності, кооперації, станів і діяльності; діаграми послідовності й кооперації описують взаємодію об’єктів.</w:t>
       </w:r>
     </w:p>
     <w:p>
@@ -2492,15 +2492,6 @@
         </w:tc>
       </w:tr>
     </w:tbl>
-    <w:p>
-      <w:pPr>
-        <w:keepNext w:val="0"/>
-        <w:widowControl/>
-        <w:spacing w:line="240" w:lineRule="auto" w:before="0" w:after="0"/>
-        <w:ind w:firstLine="0" w:left="0"/>
-        <w:jc w:val="both"/>
-      </w:pPr>
-    </w:p>
     <w:p>
       <w:pPr>
         <w:pStyle w:val="140"/>
@@ -3948,15 +3939,6 @@
     </w:tbl>
     <w:p>
       <w:pPr>
-        <w:keepNext w:val="0"/>
-        <w:widowControl/>
-        <w:spacing w:line="240" w:lineRule="auto" w:before="0" w:after="0"/>
-        <w:ind w:firstLine="0" w:left="0"/>
-        <w:jc w:val="both"/>
-      </w:pPr>
-    </w:p>
-    <w:p>
-      <w:pPr>
         <w:pStyle w:val="140"/>
         <w:keepNext/>
         <w:pageBreakBefore/>
@@ -4959,15 +4941,6 @@
     </w:tbl>
     <w:p>
       <w:pPr>
-        <w:keepNext w:val="0"/>
-        <w:widowControl/>
-        <w:spacing w:line="240" w:lineRule="auto" w:before="0" w:after="0"/>
-        <w:ind w:firstLine="0" w:left="0"/>
-        <w:jc w:val="both"/>
-      </w:pPr>
-    </w:p>
-    <w:p>
-      <w:pPr>
         <w:pStyle w:val="140"/>
         <w:keepNext/>
         <w:pageBreakBefore/>
@@ -5415,7 +5388,7 @@
                 <w:color w:val="000000"/>
                 <w:sz w:val="24"/>
               </w:rPr>
-              <w:t>Взаємодії</w:t>
+              <w:t>Поведінкова (взаємодії)</w:t>
             </w:r>
           </w:p>
         </w:tc>
